--- a/实验二_软件架构设计与微服务拆分/D2-5_OpenAPI契约文档/README.docx
+++ b/实验二_软件架构设计与微服务拆分/D2-5_OpenAPI契约文档/README.docx
@@ -4,7 +4,7 @@
   <w:body>
     <w:p>
       <w:pPr>
-        <w:spacing w:before="800" w:after="160"/>
+        <w:spacing w:before="800" w:after="60" w:line="269" w:lineRule="auto"/>
         <w:jc w:val="center"/>
       </w:pPr>
       <w:r>
@@ -19,7 +19,7 @@
     </w:p>
     <w:p>
       <w:pPr>
-        <w:spacing w:after="80"/>
+        <w:spacing w:after="60" w:line="269" w:lineRule="auto"/>
         <w:jc w:val="center"/>
       </w:pPr>
       <w:r>
@@ -34,7 +34,7 @@
     </w:p>
     <w:p>
       <w:pPr>
-        <w:spacing w:after="80"/>
+        <w:spacing w:after="60" w:line="269" w:lineRule="auto"/>
         <w:jc w:val="center"/>
       </w:pPr>
       <w:r>
@@ -49,13 +49,13 @@
     </w:p>
     <w:p>
       <w:pPr>
-        <w:spacing w:after="80"/>
+        <w:spacing w:after="60" w:line="269" w:lineRule="auto"/>
         <w:jc w:val="center"/>
       </w:pPr>
       <w:r>
         <w:rPr>
           <w:rFonts w:ascii="Microsoft YaHei" w:hAnsi="Microsoft YaHei" w:eastAsia="Microsoft YaHei"/>
-          <w:b w:val="0"/>
+          <w:b/>
           <w:color w:val="777777"/>
           <w:sz w:val="28"/>
         </w:rPr>
@@ -64,7 +64,7 @@
     </w:p>
     <w:p>
       <w:pPr>
-        <w:spacing w:after="160"/>
+        <w:spacing w:after="60" w:line="269" w:lineRule="auto"/>
         <w:jc w:val="center"/>
       </w:pPr>
       <w:r>
@@ -77,7 +77,11 @@
         <w:t>—— 案例：NekoCafé 猫咪主题餐饮预约平台 ——</w:t>
       </w:r>
     </w:p>
-    <w:p/>
+    <w:p>
+      <w:pPr>
+        <w:spacing w:line="269" w:lineRule="auto" w:after="60"/>
+      </w:pPr>
+    </w:p>
     <w:tbl>
       <w:tblPr>
         <w:tblW w:type="auto" w:w="0"/>
@@ -92,7 +96,7 @@
         <w:tc>
           <w:tcPr>
             <w:tcW w:type="dxa" w:w="1984"/>
-            <w:shd w:val="clear" w:color="auto" w:fill="EAF4EC"/>
+            <w:shd w:val="clear" w:color="auto" w:fill="EAF6EF"/>
             <w:tcBorders>
               <w:top w:val="single" w:sz="4" w:space="0" w:color="B8D8C2"/>
               <w:left w:val="single" w:sz="4" w:space="0" w:color="B8D8C2"/>
@@ -103,7 +107,7 @@
           </w:tcPr>
           <w:p>
             <w:pPr>
-              <w:spacing w:after="40"/>
+              <w:spacing w:after="20" w:line="259" w:lineRule="auto"/>
               <w:jc w:val="center"/>
             </w:pPr>
             <w:r>
@@ -120,7 +124,7 @@
         <w:tc>
           <w:tcPr>
             <w:tcW w:type="dxa" w:w="7087"/>
-            <w:shd w:val="clear" w:color="auto" w:fill="FFFFFF"/>
+            <w:shd w:val="clear" w:color="auto" w:fill="EAF6EF"/>
             <w:tcBorders>
               <w:top w:val="single" w:sz="4" w:space="0" w:color="D0D7D0"/>
               <w:left w:val="single" w:sz="4" w:space="0" w:color="D0D7D0"/>
@@ -131,7 +135,7 @@
           </w:tcPr>
           <w:p>
             <w:pPr>
-              <w:spacing w:after="40"/>
+              <w:spacing w:after="20" w:line="259" w:lineRule="auto"/>
             </w:pPr>
             <w:r>
               <w:rPr>
@@ -160,7 +164,7 @@
           </w:tcPr>
           <w:p>
             <w:pPr>
-              <w:spacing w:after="40"/>
+              <w:spacing w:after="20" w:line="259" w:lineRule="auto"/>
               <w:jc w:val="center"/>
             </w:pPr>
             <w:r>
@@ -188,7 +192,7 @@
           </w:tcPr>
           <w:p>
             <w:pPr>
-              <w:spacing w:after="40"/>
+              <w:spacing w:after="20" w:line="259" w:lineRule="auto"/>
             </w:pPr>
             <w:r>
               <w:rPr>
@@ -217,7 +221,7 @@
           </w:tcPr>
           <w:p>
             <w:pPr>
-              <w:spacing w:after="40"/>
+              <w:spacing w:after="20" w:line="259" w:lineRule="auto"/>
               <w:jc w:val="center"/>
             </w:pPr>
             <w:r>
@@ -245,7 +249,7 @@
           </w:tcPr>
           <w:p>
             <w:pPr>
-              <w:spacing w:after="40"/>
+              <w:spacing w:after="20" w:line="259" w:lineRule="auto"/>
             </w:pPr>
             <w:r>
               <w:rPr>
@@ -274,7 +278,7 @@
           </w:tcPr>
           <w:p>
             <w:pPr>
-              <w:spacing w:after="40"/>
+              <w:spacing w:after="20" w:line="259" w:lineRule="auto"/>
               <w:jc w:val="center"/>
             </w:pPr>
             <w:r>
@@ -302,7 +306,7 @@
           </w:tcPr>
           <w:p>
             <w:pPr>
-              <w:spacing w:after="40"/>
+              <w:spacing w:after="20" w:line="259" w:lineRule="auto"/>
             </w:pPr>
             <w:r>
               <w:rPr>
@@ -317,16 +321,27 @@
         </w:tc>
       </w:tr>
     </w:tbl>
-    <w:p/>
     <w:p>
+      <w:pPr>
+        <w:spacing w:line="269" w:lineRule="auto" w:after="60"/>
+      </w:pPr>
+    </w:p>
+    <w:p>
+      <w:pPr>
+        <w:spacing w:line="269" w:lineRule="auto" w:after="60"/>
+      </w:pPr>
       <w:r>
+        <w:rPr>
+          <w:rFonts w:ascii="Microsoft YaHei" w:hAnsi="Microsoft YaHei" w:eastAsia="Microsoft YaHei"/>
+          <w:sz w:val="21"/>
+        </w:rPr>
         <w:br w:type="page"/>
       </w:r>
     </w:p>
     <w:p>
       <w:pPr>
         <w:keepNext/>
-        <w:spacing w:before="280" w:after="120"/>
+        <w:spacing w:before="280" w:after="60" w:line="269" w:lineRule="auto"/>
         <w:pBdr>
           <w:bottom w:val="single" w:sz="8" w:space="4" w:color="1A7A3D"/>
         </w:pBdr>
@@ -343,24 +358,23 @@
     </w:p>
     <w:p>
       <w:pPr>
-        <w:spacing w:after="80" w:before="0" w:line="336" w:lineRule="auto"/>
+        <w:spacing w:after="60" w:before="0" w:line="269" w:lineRule="auto"/>
         <w:ind w:firstLine="340"/>
         <w:jc w:val="left"/>
       </w:pPr>
       <w:r>
         <w:rPr>
           <w:rFonts w:ascii="Microsoft YaHei" w:hAnsi="Microsoft YaHei" w:eastAsia="Microsoft YaHei"/>
-          <w:b w:val="0"/>
-          <w:color w:val="2B2B2B"/>
+          <w:b/>
           <w:sz w:val="21"/>
         </w:rPr>
-        <w:t>存放 OpenAPI 3.0 契约文档与 Swagger UI 截图。所有 YAML 须能通过 swagger-cli validate 检查。</w:t>
+        <w:t>存放 OpenAPI 3.0 契约文档、公共组件、典型 JSON 示例与契约预览截图。契约以 REST + JSON 为主，路径按服务拆分，并统一使用 JWT、traceId、幂等键和标准错误模型。</w:t>
       </w:r>
     </w:p>
     <w:p>
       <w:pPr>
         <w:keepNext/>
-        <w:spacing w:before="280" w:after="120"/>
+        <w:spacing w:before="280" w:after="60" w:line="269" w:lineRule="auto"/>
         <w:pBdr>
           <w:bottom w:val="single" w:sz="8" w:space="4" w:color="1A7A3D"/>
         </w:pBdr>
@@ -377,38 +391,671 @@
     </w:p>
     <w:tbl>
       <w:tblPr>
+        <w:tblStyle w:val="TableGrid"/>
         <w:tblW w:type="auto" w:w="0"/>
         <w:jc w:val="center"/>
         <w:tblLook w:firstColumn="1" w:firstRow="1" w:lastColumn="0" w:lastRow="0" w:noHBand="0" w:noVBand="1" w:val="04A0"/>
       </w:tblPr>
       <w:tblGrid>
-        <w:gridCol w:w="9746"/>
+        <w:gridCol w:w="2436"/>
+        <w:gridCol w:w="2436"/>
+        <w:gridCol w:w="2436"/>
+        <w:gridCol w:w="2436"/>
       </w:tblGrid>
       <w:tr>
         <w:tc>
           <w:tcPr>
-            <w:tcW w:type="dxa" w:w="9746"/>
-            <w:shd w:val="clear" w:color="auto" w:fill="2B2B2B"/>
-            <w:tcBorders>
-              <w:top w:val="single" w:sz="4" w:space="0" w:color="2B2B2B"/>
-              <w:left w:val="single" w:sz="4" w:space="0" w:color="2B2B2B"/>
-              <w:bottom w:val="single" w:sz="4" w:space="0" w:color="2B2B2B"/>
-              <w:right w:val="single" w:sz="4" w:space="0" w:color="2B2B2B"/>
-            </w:tcBorders>
+            <w:tcW w:type="dxa" w:w="2436"/>
+            <w:vAlign w:val="center"/>
+            <w:shd w:fill="EAF6EF"/>
           </w:tcPr>
           <w:p>
+            <w:pPr>
+              <w:spacing w:line="259" w:lineRule="auto" w:after="20"/>
+              <w:jc w:val="left"/>
+            </w:pPr>
             <w:r>
-              <w:t>OpenAPI 目录包含 reservation-service.yaml 与 member-service.yaml，分别覆盖 ≥8 和 ≥6 个端点；common 目录保留分页与错误响应公共模型；examples 目录提供典型请求。</w:t>
+              <w:rPr>
+                <w:rFonts w:ascii="Microsoft YaHei" w:hAnsi="Microsoft YaHei" w:eastAsia="Microsoft YaHei"/>
+                <w:sz w:val="18"/>
+              </w:rPr>
+            </w:r>
+            <w:r>
+              <w:rPr>
+                <w:rFonts w:ascii="Microsoft YaHei" w:hAnsi="Microsoft YaHei" w:eastAsia="Microsoft YaHei"/>
+                <w:b/>
+                <w:color w:val="096841"/>
+                <w:sz w:val="18"/>
+              </w:rPr>
+              <w:t>文件/目录</w:t>
+            </w:r>
+          </w:p>
+        </w:tc>
+        <w:tc>
+          <w:tcPr>
+            <w:tcW w:type="dxa" w:w="2436"/>
+            <w:vAlign w:val="center"/>
+            <w:shd w:fill="EAF6EF"/>
+          </w:tcPr>
+          <w:p>
+            <w:pPr>
+              <w:spacing w:line="259" w:lineRule="auto" w:after="20"/>
+              <w:jc w:val="left"/>
+            </w:pPr>
+            <w:r>
+              <w:rPr>
+                <w:rFonts w:ascii="Microsoft YaHei" w:hAnsi="Microsoft YaHei" w:eastAsia="Microsoft YaHei"/>
+                <w:sz w:val="18"/>
+              </w:rPr>
+            </w:r>
+            <w:r>
+              <w:rPr>
+                <w:rFonts w:ascii="Microsoft YaHei" w:hAnsi="Microsoft YaHei" w:eastAsia="Microsoft YaHei"/>
+                <w:b/>
+                <w:color w:val="096841"/>
+                <w:sz w:val="18"/>
+              </w:rPr>
+              <w:t>契约范围</w:t>
+            </w:r>
+          </w:p>
+        </w:tc>
+        <w:tc>
+          <w:tcPr>
+            <w:tcW w:type="dxa" w:w="2436"/>
+            <w:vAlign w:val="center"/>
+            <w:shd w:fill="EAF6EF"/>
+          </w:tcPr>
+          <w:p>
+            <w:pPr>
+              <w:spacing w:line="259" w:lineRule="auto" w:after="20"/>
+              <w:jc w:val="left"/>
+            </w:pPr>
+            <w:r>
+              <w:rPr>
+                <w:rFonts w:ascii="Microsoft YaHei" w:hAnsi="Microsoft YaHei" w:eastAsia="Microsoft YaHei"/>
+                <w:sz w:val="18"/>
+              </w:rPr>
+            </w:r>
+            <w:r>
+              <w:rPr>
+                <w:rFonts w:ascii="Microsoft YaHei" w:hAnsi="Microsoft YaHei" w:eastAsia="Microsoft YaHei"/>
+                <w:b/>
+                <w:color w:val="096841"/>
+                <w:sz w:val="18"/>
+              </w:rPr>
+              <w:t>关键内容</w:t>
+            </w:r>
+          </w:p>
+        </w:tc>
+        <w:tc>
+          <w:tcPr>
+            <w:tcW w:type="dxa" w:w="2436"/>
+            <w:vAlign w:val="center"/>
+            <w:shd w:fill="EAF6EF"/>
+          </w:tcPr>
+          <w:p>
+            <w:pPr>
+              <w:spacing w:line="259" w:lineRule="auto" w:after="20"/>
+              <w:jc w:val="left"/>
+            </w:pPr>
+            <w:r>
+              <w:rPr>
+                <w:rFonts w:ascii="Microsoft YaHei" w:hAnsi="Microsoft YaHei" w:eastAsia="Microsoft YaHei"/>
+                <w:sz w:val="18"/>
+              </w:rPr>
+            </w:r>
+            <w:r>
+              <w:rPr>
+                <w:rFonts w:ascii="Microsoft YaHei" w:hAnsi="Microsoft YaHei" w:eastAsia="Microsoft YaHei"/>
+                <w:b/>
+                <w:color w:val="096841"/>
+                <w:sz w:val="18"/>
+              </w:rPr>
+              <w:t>验收点</w:t>
+            </w:r>
+          </w:p>
+        </w:tc>
+      </w:tr>
+      <w:tr>
+        <w:tc>
+          <w:tcPr>
+            <w:tcW w:type="dxa" w:w="2436"/>
+            <w:vAlign w:val="center"/>
+          </w:tcPr>
+          <w:p>
+            <w:pPr>
+              <w:spacing w:line="259" w:lineRule="auto" w:after="20"/>
+              <w:jc w:val="left"/>
+            </w:pPr>
+            <w:r>
+              <w:rPr>
+                <w:rFonts w:ascii="Microsoft YaHei" w:hAnsi="Microsoft YaHei" w:eastAsia="Microsoft YaHei"/>
+                <w:sz w:val="18"/>
+              </w:rPr>
+            </w:r>
+            <w:r>
+              <w:rPr>
+                <w:rFonts w:ascii="Microsoft YaHei" w:hAnsi="Microsoft YaHei" w:eastAsia="Microsoft YaHei"/>
+                <w:b w:val="0"/>
+                <w:sz w:val="18"/>
+              </w:rPr>
+              <w:t>reservation-service.yaml</w:t>
+            </w:r>
+          </w:p>
+        </w:tc>
+        <w:tc>
+          <w:tcPr>
+            <w:tcW w:type="dxa" w:w="2436"/>
+            <w:vAlign w:val="center"/>
+          </w:tcPr>
+          <w:p>
+            <w:pPr>
+              <w:spacing w:line="259" w:lineRule="auto" w:after="20"/>
+              <w:jc w:val="left"/>
+            </w:pPr>
+            <w:r>
+              <w:rPr>
+                <w:rFonts w:ascii="Microsoft YaHei" w:hAnsi="Microsoft YaHei" w:eastAsia="Microsoft YaHei"/>
+                <w:sz w:val="18"/>
+              </w:rPr>
+            </w:r>
+            <w:r>
+              <w:rPr>
+                <w:rFonts w:ascii="Microsoft YaHei" w:hAnsi="Microsoft YaHei" w:eastAsia="Microsoft YaHei"/>
+                <w:b w:val="0"/>
+                <w:sz w:val="18"/>
+              </w:rPr>
+              <w:t>预约上下文核心域</w:t>
+            </w:r>
+          </w:p>
+        </w:tc>
+        <w:tc>
+          <w:tcPr>
+            <w:tcW w:type="dxa" w:w="2436"/>
+            <w:vAlign w:val="center"/>
+          </w:tcPr>
+          <w:p>
+            <w:pPr>
+              <w:spacing w:line="259" w:lineRule="auto" w:after="20"/>
+              <w:jc w:val="left"/>
+            </w:pPr>
+            <w:r>
+              <w:rPr>
+                <w:rFonts w:ascii="Microsoft YaHei" w:hAnsi="Microsoft YaHei" w:eastAsia="Microsoft YaHei"/>
+                <w:sz w:val="18"/>
+              </w:rPr>
+            </w:r>
+            <w:r>
+              <w:rPr>
+                <w:rFonts w:ascii="Microsoft YaHei" w:hAnsi="Microsoft YaHei" w:eastAsia="Microsoft YaHei"/>
+                <w:b w:val="0"/>
+                <w:sz w:val="18"/>
+              </w:rPr>
+              <w:t>8+ 个端点：可用性查询、预约创建/查询/改期/取消/核销、爽约、候补队列；包含幂等键、X-Trace-Id、409 冲突响应。</w:t>
+            </w:r>
+          </w:p>
+        </w:tc>
+        <w:tc>
+          <w:tcPr>
+            <w:tcW w:type="dxa" w:w="2436"/>
+            <w:vAlign w:val="center"/>
+          </w:tcPr>
+          <w:p>
+            <w:pPr>
+              <w:spacing w:line="259" w:lineRule="auto" w:after="20"/>
+              <w:jc w:val="left"/>
+            </w:pPr>
+            <w:r>
+              <w:rPr>
+                <w:rFonts w:ascii="Microsoft YaHei" w:hAnsi="Microsoft YaHei" w:eastAsia="Microsoft YaHei"/>
+                <w:sz w:val="18"/>
+              </w:rPr>
+            </w:r>
+            <w:r>
+              <w:rPr>
+                <w:rFonts w:ascii="Microsoft YaHei" w:hAnsi="Microsoft YaHei" w:eastAsia="Microsoft YaHei"/>
+                <w:b w:val="0"/>
+                <w:sz w:val="18"/>
+              </w:rPr>
+              <w:t>OpenAPI 3.0.3；写接口具备 Idempotency-Key；错误响应统一引用 common。</w:t>
+            </w:r>
+          </w:p>
+        </w:tc>
+      </w:tr>
+      <w:tr>
+        <w:tc>
+          <w:tcPr>
+            <w:tcW w:type="dxa" w:w="2436"/>
+            <w:vAlign w:val="center"/>
+          </w:tcPr>
+          <w:p>
+            <w:pPr>
+              <w:spacing w:line="259" w:lineRule="auto" w:after="20"/>
+              <w:jc w:val="left"/>
+            </w:pPr>
+            <w:r>
+              <w:rPr>
+                <w:rFonts w:ascii="Microsoft YaHei" w:hAnsi="Microsoft YaHei" w:eastAsia="Microsoft YaHei"/>
+                <w:sz w:val="18"/>
+              </w:rPr>
+            </w:r>
+            <w:r>
+              <w:rPr>
+                <w:rFonts w:ascii="Microsoft YaHei" w:hAnsi="Microsoft YaHei" w:eastAsia="Microsoft YaHei"/>
+                <w:b w:val="0"/>
+                <w:sz w:val="18"/>
+              </w:rPr>
+              <w:t>member-service.yaml</w:t>
+            </w:r>
+          </w:p>
+        </w:tc>
+        <w:tc>
+          <w:tcPr>
+            <w:tcW w:type="dxa" w:w="2436"/>
+            <w:vAlign w:val="center"/>
+          </w:tcPr>
+          <w:p>
+            <w:pPr>
+              <w:spacing w:line="259" w:lineRule="auto" w:after="20"/>
+              <w:jc w:val="left"/>
+            </w:pPr>
+            <w:r>
+              <w:rPr>
+                <w:rFonts w:ascii="Microsoft YaHei" w:hAnsi="Microsoft YaHei" w:eastAsia="Microsoft YaHei"/>
+                <w:sz w:val="18"/>
+              </w:rPr>
+            </w:r>
+            <w:r>
+              <w:rPr>
+                <w:rFonts w:ascii="Microsoft YaHei" w:hAnsi="Microsoft YaHei" w:eastAsia="Microsoft YaHei"/>
+                <w:b w:val="0"/>
+                <w:sz w:val="18"/>
+              </w:rPr>
+              <w:t>会员上下文核心域</w:t>
+            </w:r>
+          </w:p>
+        </w:tc>
+        <w:tc>
+          <w:tcPr>
+            <w:tcW w:type="dxa" w:w="2436"/>
+            <w:vAlign w:val="center"/>
+          </w:tcPr>
+          <w:p>
+            <w:pPr>
+              <w:spacing w:line="259" w:lineRule="auto" w:after="20"/>
+              <w:jc w:val="left"/>
+            </w:pPr>
+            <w:r>
+              <w:rPr>
+                <w:rFonts w:ascii="Microsoft YaHei" w:hAnsi="Microsoft YaHei" w:eastAsia="Microsoft YaHei"/>
+                <w:sz w:val="18"/>
+              </w:rPr>
+            </w:r>
+            <w:r>
+              <w:rPr>
+                <w:rFonts w:ascii="Microsoft YaHei" w:hAnsi="Microsoft YaHei" w:eastAsia="Microsoft YaHei"/>
+                <w:b w:val="0"/>
+                <w:sz w:val="18"/>
+              </w:rPr>
+              <w:t>8+ 个端点：个人资料、会员摘要、偏好、隐私授权、优惠券、积分、删除/导出请求；默认返回脱敏字段。</w:t>
+            </w:r>
+          </w:p>
+        </w:tc>
+        <w:tc>
+          <w:tcPr>
+            <w:tcW w:type="dxa" w:w="2436"/>
+            <w:vAlign w:val="center"/>
+          </w:tcPr>
+          <w:p>
+            <w:pPr>
+              <w:spacing w:line="259" w:lineRule="auto" w:after="20"/>
+              <w:jc w:val="left"/>
+            </w:pPr>
+            <w:r>
+              <w:rPr>
+                <w:rFonts w:ascii="Microsoft YaHei" w:hAnsi="Microsoft YaHei" w:eastAsia="Microsoft YaHei"/>
+                <w:sz w:val="18"/>
+              </w:rPr>
+            </w:r>
+            <w:r>
+              <w:rPr>
+                <w:rFonts w:ascii="Microsoft YaHei" w:hAnsi="Microsoft YaHei" w:eastAsia="Microsoft YaHei"/>
+                <w:b w:val="0"/>
+                <w:sz w:val="18"/>
+              </w:rPr>
+              <w:t>覆盖 PII 脱敏、隐私授权版本、删除请求受理。</w:t>
+            </w:r>
+          </w:p>
+        </w:tc>
+      </w:tr>
+      <w:tr>
+        <w:tc>
+          <w:tcPr>
+            <w:tcW w:type="dxa" w:w="2436"/>
+            <w:vAlign w:val="center"/>
+          </w:tcPr>
+          <w:p>
+            <w:pPr>
+              <w:spacing w:line="259" w:lineRule="auto" w:after="20"/>
+              <w:jc w:val="left"/>
+            </w:pPr>
+            <w:r>
+              <w:rPr>
+                <w:rFonts w:ascii="Microsoft YaHei" w:hAnsi="Microsoft YaHei" w:eastAsia="Microsoft YaHei"/>
+                <w:sz w:val="18"/>
+              </w:rPr>
+            </w:r>
+            <w:r>
+              <w:rPr>
+                <w:rFonts w:ascii="Microsoft YaHei" w:hAnsi="Microsoft YaHei" w:eastAsia="Microsoft YaHei"/>
+                <w:b w:val="0"/>
+                <w:sz w:val="18"/>
+              </w:rPr>
+              <w:t>common/</w:t>
+            </w:r>
+          </w:p>
+        </w:tc>
+        <w:tc>
+          <w:tcPr>
+            <w:tcW w:type="dxa" w:w="2436"/>
+            <w:vAlign w:val="center"/>
+          </w:tcPr>
+          <w:p>
+            <w:pPr>
+              <w:spacing w:line="259" w:lineRule="auto" w:after="20"/>
+              <w:jc w:val="left"/>
+            </w:pPr>
+            <w:r>
+              <w:rPr>
+                <w:rFonts w:ascii="Microsoft YaHei" w:hAnsi="Microsoft YaHei" w:eastAsia="Microsoft YaHei"/>
+                <w:sz w:val="18"/>
+              </w:rPr>
+            </w:r>
+            <w:r>
+              <w:rPr>
+                <w:rFonts w:ascii="Microsoft YaHei" w:hAnsi="Microsoft YaHei" w:eastAsia="Microsoft YaHei"/>
+                <w:b w:val="0"/>
+                <w:sz w:val="18"/>
+              </w:rPr>
+              <w:t>公共模型</w:t>
+            </w:r>
+          </w:p>
+        </w:tc>
+        <w:tc>
+          <w:tcPr>
+            <w:tcW w:type="dxa" w:w="2436"/>
+            <w:vAlign w:val="center"/>
+          </w:tcPr>
+          <w:p>
+            <w:pPr>
+              <w:spacing w:line="259" w:lineRule="auto" w:after="20"/>
+              <w:jc w:val="left"/>
+            </w:pPr>
+            <w:r>
+              <w:rPr>
+                <w:rFonts w:ascii="Microsoft YaHei" w:hAnsi="Microsoft YaHei" w:eastAsia="Microsoft YaHei"/>
+                <w:sz w:val="18"/>
+              </w:rPr>
+            </w:r>
+            <w:r>
+              <w:rPr>
+                <w:rFonts w:ascii="Microsoft YaHei" w:hAnsi="Microsoft YaHei" w:eastAsia="Microsoft YaHei"/>
+                <w:b w:val="0"/>
+                <w:sz w:val="18"/>
+              </w:rPr>
+              <w:t>error-response.yaml 定义 ErrorResponse 与 4xx/5xx 响应；pagination.yaml 定义 page/size/sort 与 PageMeta。</w:t>
+            </w:r>
+          </w:p>
+        </w:tc>
+        <w:tc>
+          <w:tcPr>
+            <w:tcW w:type="dxa" w:w="2436"/>
+            <w:vAlign w:val="center"/>
+          </w:tcPr>
+          <w:p>
+            <w:pPr>
+              <w:spacing w:line="259" w:lineRule="auto" w:after="20"/>
+              <w:jc w:val="left"/>
+            </w:pPr>
+            <w:r>
+              <w:rPr>
+                <w:rFonts w:ascii="Microsoft YaHei" w:hAnsi="Microsoft YaHei" w:eastAsia="Microsoft YaHei"/>
+                <w:sz w:val="18"/>
+              </w:rPr>
+            </w:r>
+            <w:r>
+              <w:rPr>
+                <w:rFonts w:ascii="Microsoft YaHei" w:hAnsi="Microsoft YaHei" w:eastAsia="Microsoft YaHei"/>
+                <w:b w:val="0"/>
+                <w:sz w:val="18"/>
+              </w:rPr>
+              <w:t>两个服务复用同一错误码结构与分页结构。</w:t>
+            </w:r>
+          </w:p>
+        </w:tc>
+      </w:tr>
+      <w:tr>
+        <w:tc>
+          <w:tcPr>
+            <w:tcW w:type="dxa" w:w="2436"/>
+            <w:vAlign w:val="center"/>
+          </w:tcPr>
+          <w:p>
+            <w:pPr>
+              <w:spacing w:line="259" w:lineRule="auto" w:after="20"/>
+              <w:jc w:val="left"/>
+            </w:pPr>
+            <w:r>
+              <w:rPr>
+                <w:rFonts w:ascii="Microsoft YaHei" w:hAnsi="Microsoft YaHei" w:eastAsia="Microsoft YaHei"/>
+                <w:sz w:val="18"/>
+              </w:rPr>
+            </w:r>
+            <w:r>
+              <w:rPr>
+                <w:rFonts w:ascii="Microsoft YaHei" w:hAnsi="Microsoft YaHei" w:eastAsia="Microsoft YaHei"/>
+                <w:b w:val="0"/>
+                <w:sz w:val="18"/>
+              </w:rPr>
+              <w:t>examples/</w:t>
+            </w:r>
+          </w:p>
+        </w:tc>
+        <w:tc>
+          <w:tcPr>
+            <w:tcW w:type="dxa" w:w="2436"/>
+            <w:vAlign w:val="center"/>
+          </w:tcPr>
+          <w:p>
+            <w:pPr>
+              <w:spacing w:line="259" w:lineRule="auto" w:after="20"/>
+              <w:jc w:val="left"/>
+            </w:pPr>
+            <w:r>
+              <w:rPr>
+                <w:rFonts w:ascii="Microsoft YaHei" w:hAnsi="Microsoft YaHei" w:eastAsia="Microsoft YaHei"/>
+                <w:sz w:val="18"/>
+              </w:rPr>
+            </w:r>
+            <w:r>
+              <w:rPr>
+                <w:rFonts w:ascii="Microsoft YaHei" w:hAnsi="Microsoft YaHei" w:eastAsia="Microsoft YaHei"/>
+                <w:b w:val="0"/>
+                <w:sz w:val="18"/>
+              </w:rPr>
+              <w:t>请求与响应样例</w:t>
+            </w:r>
+          </w:p>
+        </w:tc>
+        <w:tc>
+          <w:tcPr>
+            <w:tcW w:type="dxa" w:w="2436"/>
+            <w:vAlign w:val="center"/>
+          </w:tcPr>
+          <w:p>
+            <w:pPr>
+              <w:spacing w:line="259" w:lineRule="auto" w:after="20"/>
+              <w:jc w:val="left"/>
+            </w:pPr>
+            <w:r>
+              <w:rPr>
+                <w:rFonts w:ascii="Microsoft YaHei" w:hAnsi="Microsoft YaHei" w:eastAsia="Microsoft YaHei"/>
+                <w:sz w:val="18"/>
+              </w:rPr>
+            </w:r>
+            <w:r>
+              <w:rPr>
+                <w:rFonts w:ascii="Microsoft YaHei" w:hAnsi="Microsoft YaHei" w:eastAsia="Microsoft YaHei"/>
+                <w:b w:val="0"/>
+                <w:sz w:val="18"/>
+              </w:rPr>
+              <w:t>包含创建预约、创建响应、可用性响应、会员资料、授权更新、409 错误样例。</w:t>
+            </w:r>
+          </w:p>
+        </w:tc>
+        <w:tc>
+          <w:tcPr>
+            <w:tcW w:type="dxa" w:w="2436"/>
+            <w:vAlign w:val="center"/>
+          </w:tcPr>
+          <w:p>
+            <w:pPr>
+              <w:spacing w:line="259" w:lineRule="auto" w:after="20"/>
+              <w:jc w:val="left"/>
+            </w:pPr>
+            <w:r>
+              <w:rPr>
+                <w:rFonts w:ascii="Microsoft YaHei" w:hAnsi="Microsoft YaHei" w:eastAsia="Microsoft YaHei"/>
+                <w:sz w:val="18"/>
+              </w:rPr>
+            </w:r>
+            <w:r>
+              <w:rPr>
+                <w:rFonts w:ascii="Microsoft YaHei" w:hAnsi="Microsoft YaHei" w:eastAsia="Microsoft YaHei"/>
+                <w:b w:val="0"/>
+                <w:sz w:val="18"/>
+              </w:rPr>
+              <w:t>可直接用于 Swagger UI / Postman / 接口评审。</w:t>
+            </w:r>
+          </w:p>
+        </w:tc>
+      </w:tr>
+      <w:tr>
+        <w:tc>
+          <w:tcPr>
+            <w:tcW w:type="dxa" w:w="2436"/>
+            <w:vAlign w:val="center"/>
+          </w:tcPr>
+          <w:p>
+            <w:pPr>
+              <w:spacing w:line="259" w:lineRule="auto" w:after="20"/>
+              <w:jc w:val="left"/>
+            </w:pPr>
+            <w:r>
+              <w:rPr>
+                <w:rFonts w:ascii="Microsoft YaHei" w:hAnsi="Microsoft YaHei" w:eastAsia="Microsoft YaHei"/>
+                <w:sz w:val="18"/>
+              </w:rPr>
+            </w:r>
+            <w:r>
+              <w:rPr>
+                <w:rFonts w:ascii="Microsoft YaHei" w:hAnsi="Microsoft YaHei" w:eastAsia="Microsoft YaHei"/>
+                <w:b w:val="0"/>
+                <w:sz w:val="18"/>
+              </w:rPr>
+              <w:t>screenshots/</w:t>
+            </w:r>
+          </w:p>
+        </w:tc>
+        <w:tc>
+          <w:tcPr>
+            <w:tcW w:type="dxa" w:w="2436"/>
+            <w:vAlign w:val="center"/>
+          </w:tcPr>
+          <w:p>
+            <w:pPr>
+              <w:spacing w:line="259" w:lineRule="auto" w:after="20"/>
+              <w:jc w:val="left"/>
+            </w:pPr>
+            <w:r>
+              <w:rPr>
+                <w:rFonts w:ascii="Microsoft YaHei" w:hAnsi="Microsoft YaHei" w:eastAsia="Microsoft YaHei"/>
+                <w:sz w:val="18"/>
+              </w:rPr>
+            </w:r>
+            <w:r>
+              <w:rPr>
+                <w:rFonts w:ascii="Microsoft YaHei" w:hAnsi="Microsoft YaHei" w:eastAsia="Microsoft YaHei"/>
+                <w:b w:val="0"/>
+                <w:sz w:val="18"/>
+              </w:rPr>
+              <w:t>契约预览截图</w:t>
+            </w:r>
+          </w:p>
+        </w:tc>
+        <w:tc>
+          <w:tcPr>
+            <w:tcW w:type="dxa" w:w="2436"/>
+            <w:vAlign w:val="center"/>
+          </w:tcPr>
+          <w:p>
+            <w:pPr>
+              <w:spacing w:line="259" w:lineRule="auto" w:after="20"/>
+              <w:jc w:val="left"/>
+            </w:pPr>
+            <w:r>
+              <w:rPr>
+                <w:rFonts w:ascii="Microsoft YaHei" w:hAnsi="Microsoft YaHei" w:eastAsia="Microsoft YaHei"/>
+                <w:sz w:val="18"/>
+              </w:rPr>
+            </w:r>
+            <w:r>
+              <w:rPr>
+                <w:rFonts w:ascii="Microsoft YaHei" w:hAnsi="Microsoft YaHei" w:eastAsia="Microsoft YaHei"/>
+                <w:b w:val="0"/>
+                <w:sz w:val="18"/>
+              </w:rPr>
+              <w:t>提供预约服务与会员服务的端点总览图，说明服务边界、核心 Schema 和质量约束。</w:t>
+            </w:r>
+          </w:p>
+        </w:tc>
+        <w:tc>
+          <w:tcPr>
+            <w:tcW w:type="dxa" w:w="2436"/>
+            <w:vAlign w:val="center"/>
+          </w:tcPr>
+          <w:p>
+            <w:pPr>
+              <w:spacing w:line="259" w:lineRule="auto" w:after="20"/>
+              <w:jc w:val="left"/>
+            </w:pPr>
+            <w:r>
+              <w:rPr>
+                <w:rFonts w:ascii="Microsoft YaHei" w:hAnsi="Microsoft YaHei" w:eastAsia="Microsoft YaHei"/>
+                <w:sz w:val="18"/>
+              </w:rPr>
+            </w:r>
+            <w:r>
+              <w:rPr>
+                <w:rFonts w:ascii="Microsoft YaHei" w:hAnsi="Microsoft YaHei" w:eastAsia="Microsoft YaHei"/>
+                <w:b w:val="0"/>
+                <w:sz w:val="18"/>
+              </w:rPr>
+              <w:t>用于答辩时快速解释契约范围。</w:t>
             </w:r>
           </w:p>
         </w:tc>
       </w:tr>
     </w:tbl>
-    <w:p/>
+    <w:p>
+      <w:pPr>
+        <w:spacing w:line="269" w:lineRule="auto" w:after="60"/>
+      </w:pPr>
+    </w:p>
     <w:p>
       <w:pPr>
         <w:keepNext/>
-        <w:spacing w:before="280" w:after="120"/>
+        <w:spacing w:before="280" w:after="60" w:line="269" w:lineRule="auto"/>
         <w:pBdr>
           <w:bottom w:val="single" w:sz="8" w:space="4" w:color="1A7A3D"/>
         </w:pBdr>
@@ -416,131 +1063,9 @@
       <w:r>
         <w:rPr>
           <w:rFonts w:ascii="Microsoft YaHei" w:hAnsi="Microsoft YaHei" w:eastAsia="Microsoft YaHei"/>
-          <w:b/>
-          <w:color w:val="1A7A3D"/>
-          <w:sz w:val="36"/>
-        </w:rPr>
-        <w:t>每个 YAML 须包含</w:t>
-      </w:r>
-    </w:p>
-    <w:p>
-      <w:pPr>
-        <w:spacing w:after="40" w:line="348" w:lineRule="auto"/>
-        <w:ind w:left="340"/>
-      </w:pPr>
-      <w:r>
-        <w:rPr>
-          <w:rFonts w:ascii="Microsoft YaHei" w:hAnsi="Microsoft YaHei" w:eastAsia="Microsoft YaHei"/>
-          <w:b/>
-          <w:color w:val="1A7A3D"/>
           <w:sz w:val="21"/>
         </w:rPr>
-        <w:t xml:space="preserve">• </w:t>
-      </w:r>
-      <w:r>
-        <w:rPr>
-          <w:rFonts w:ascii="Microsoft YaHei" w:hAnsi="Microsoft YaHei" w:eastAsia="Microsoft YaHei"/>
-          <w:b w:val="0"/>
-          <w:color w:val="2B2B2B"/>
-          <w:sz w:val="21"/>
-        </w:rPr>
-        <w:t>服务概述（info.description）</w:t>
-      </w:r>
-    </w:p>
-    <w:p>
-      <w:pPr>
-        <w:spacing w:after="40" w:line="348" w:lineRule="auto"/>
-        <w:ind w:left="340"/>
-      </w:pPr>
-      <w:r>
-        <w:rPr>
-          <w:rFonts w:ascii="Microsoft YaHei" w:hAnsi="Microsoft YaHei" w:eastAsia="Microsoft YaHei"/>
-          <w:b/>
-          <w:color w:val="1A7A3D"/>
-          <w:sz w:val="21"/>
-        </w:rPr>
-        <w:t xml:space="preserve">• </w:t>
-      </w:r>
-      <w:r>
-        <w:rPr>
-          <w:rFonts w:ascii="Microsoft YaHei" w:hAnsi="Microsoft YaHei" w:eastAsia="Microsoft YaHei"/>
-          <w:b w:val="0"/>
-          <w:color w:val="2B2B2B"/>
-          <w:sz w:val="21"/>
-        </w:rPr>
-        <w:t>鉴权方式（components.securitySchemes）</w:t>
-      </w:r>
-    </w:p>
-    <w:p>
-      <w:pPr>
-        <w:spacing w:after="40" w:line="348" w:lineRule="auto"/>
-        <w:ind w:left="340"/>
-      </w:pPr>
-      <w:r>
-        <w:rPr>
-          <w:rFonts w:ascii="Microsoft YaHei" w:hAnsi="Microsoft YaHei" w:eastAsia="Microsoft YaHei"/>
-          <w:b/>
-          <w:color w:val="1A7A3D"/>
-          <w:sz w:val="21"/>
-        </w:rPr>
-        <w:t xml:space="preserve">• </w:t>
-      </w:r>
-      <w:r>
-        <w:rPr>
-          <w:rFonts w:ascii="Microsoft YaHei" w:hAnsi="Microsoft YaHei" w:eastAsia="Microsoft YaHei"/>
-          <w:b w:val="0"/>
-          <w:color w:val="2B2B2B"/>
-          <w:sz w:val="21"/>
-        </w:rPr>
-        <w:t>版本策略（servers + path 前缀）</w:t>
-      </w:r>
-    </w:p>
-    <w:p>
-      <w:pPr>
-        <w:spacing w:after="40" w:line="348" w:lineRule="auto"/>
-        <w:ind w:left="340"/>
-      </w:pPr>
-      <w:r>
-        <w:rPr>
-          <w:rFonts w:ascii="Microsoft YaHei" w:hAnsi="Microsoft YaHei" w:eastAsia="Microsoft YaHei"/>
-          <w:b/>
-          <w:color w:val="1A7A3D"/>
-          <w:sz w:val="21"/>
-        </w:rPr>
-        <w:t xml:space="preserve">• </w:t>
-      </w:r>
-      <w:r>
-        <w:rPr>
-          <w:rFonts w:ascii="Microsoft YaHei" w:hAnsi="Microsoft YaHei" w:eastAsia="Microsoft YaHei"/>
-          <w:b w:val="0"/>
-          <w:color w:val="2B2B2B"/>
-          <w:sz w:val="21"/>
-        </w:rPr>
-        <w:t>限流策略（x-ratelimit-* 自定义扩展）</w:t>
-      </w:r>
-    </w:p>
-    <w:p>
-      <w:pPr>
-        <w:spacing w:after="40" w:line="348" w:lineRule="auto"/>
-        <w:ind w:left="340"/>
-      </w:pPr>
-      <w:r>
-        <w:rPr>
-          <w:rFonts w:ascii="Microsoft YaHei" w:hAnsi="Microsoft YaHei" w:eastAsia="Microsoft YaHei"/>
-          <w:b/>
-          <w:color w:val="1A7A3D"/>
-          <w:sz w:val="21"/>
-        </w:rPr>
-        <w:t xml:space="preserve">• </w:t>
-      </w:r>
-      <w:r>
-        <w:rPr>
-          <w:rFonts w:ascii="Microsoft YaHei" w:hAnsi="Microsoft YaHei" w:eastAsia="Microsoft YaHei"/>
-          <w:b w:val="0"/>
-          <w:color w:val="2B2B2B"/>
-          <w:sz w:val="21"/>
-        </w:rPr>
-        <w:t>错误码字典（components.responses）</w:t>
+        <w:t>每个 YAML 覆盖：服务概述、鉴权方式、版本策略、限流约束、公共错误码、核心 Schema 与可复用示例。</w:t>
       </w:r>
     </w:p>
     <w:sectPr>

--- a/实验二_软件架构设计与微服务拆分/D2-5_OpenAPI契约文档/README.docx
+++ b/实验二_软件架构设计与微服务拆分/D2-5_OpenAPI契约文档/README.docx
@@ -93,6 +93,9 @@
         <w:gridCol w:w="4873"/>
       </w:tblGrid>
       <w:tr>
+        <w:trPr>
+          <w:tblHeader w:val="true"/>
+        </w:trPr>
         <w:tc>
           <w:tcPr>
             <w:tcW w:type="dxa" w:w="1984"/>
@@ -333,6 +336,7 @@
       <w:r>
         <w:rPr>
           <w:rFonts w:ascii="Microsoft YaHei" w:hAnsi="Microsoft YaHei" w:eastAsia="Microsoft YaHei"/>
+          <w:b w:val="0"/>
           <w:sz w:val="21"/>
         </w:rPr>
         <w:br w:type="page"/>
@@ -403,6 +407,9 @@
         <w:gridCol w:w="2436"/>
       </w:tblGrid>
       <w:tr>
+        <w:trPr>
+          <w:tblHeader w:val="true"/>
+        </w:trPr>
         <w:tc>
           <w:tcPr>
             <w:tcW w:type="dxa" w:w="2436"/>
@@ -412,22 +419,41 @@
           <w:p>
             <w:pPr>
               <w:spacing w:line="259" w:lineRule="auto" w:after="20"/>
-              <w:jc w:val="left"/>
             </w:pPr>
             <w:r>
               <w:rPr>
                 <w:rFonts w:ascii="Microsoft YaHei" w:hAnsi="Microsoft YaHei" w:eastAsia="Microsoft YaHei"/>
-                <w:sz w:val="18"/>
+                <w:b w:val="0"/>
+                <w:sz w:val="19"/>
               </w:rPr>
             </w:r>
             <w:r>
               <w:rPr>
                 <w:rFonts w:ascii="Microsoft YaHei" w:hAnsi="Microsoft YaHei" w:eastAsia="Microsoft YaHei"/>
-                <w:b/>
-                <w:color w:val="096841"/>
-                <w:sz w:val="18"/>
+                <w:b w:val="0"/>
+                <w:sz w:val="19"/>
               </w:rPr>
-              <w:t>文件/目录</w:t>
+              <w:t>文档说明</w:t>
+            </w:r>
+          </w:p>
+          <w:p>
+            <w:pPr>
+              <w:spacing w:line="259" w:lineRule="auto" w:after="20"/>
+            </w:pPr>
+            <w:r>
+              <w:rPr>
+                <w:rFonts w:ascii="Microsoft YaHei" w:hAnsi="Microsoft YaHei" w:eastAsia="Microsoft YaHei"/>
+                <w:b w:val="0"/>
+                <w:sz w:val="19"/>
+              </w:rPr>
+            </w:r>
+            <w:r>
+              <w:rPr>
+                <w:rFonts w:ascii="Microsoft YaHei" w:hAnsi="Microsoft YaHei" w:eastAsia="Microsoft YaHei"/>
+                <w:b w:val="0"/>
+                <w:sz w:val="19"/>
+              </w:rPr>
+              <w:t>本目录存放 OpenAPI 3.0 契约、公共组件、典型请求/响应示例和预览截图。契约以 REST + JSON 为主，统一表达鉴权、traceId、幂等键、分页、错误模型和隐私脱敏要求。</w:t>
             </w:r>
           </w:p>
         </w:tc>
@@ -445,6 +471,7 @@
             <w:r>
               <w:rPr>
                 <w:rFonts w:ascii="Microsoft YaHei" w:hAnsi="Microsoft YaHei" w:eastAsia="Microsoft YaHei"/>
+                <w:b w:val="0"/>
                 <w:sz w:val="18"/>
               </w:rPr>
             </w:r>
@@ -473,6 +500,7 @@
             <w:r>
               <w:rPr>
                 <w:rFonts w:ascii="Microsoft YaHei" w:hAnsi="Microsoft YaHei" w:eastAsia="Microsoft YaHei"/>
+                <w:b w:val="0"/>
                 <w:sz w:val="18"/>
               </w:rPr>
             </w:r>
@@ -501,6 +529,7 @@
             <w:r>
               <w:rPr>
                 <w:rFonts w:ascii="Microsoft YaHei" w:hAnsi="Microsoft YaHei" w:eastAsia="Microsoft YaHei"/>
+                <w:b w:val="0"/>
                 <w:sz w:val="18"/>
               </w:rPr>
             </w:r>
@@ -530,6 +559,7 @@
             <w:r>
               <w:rPr>
                 <w:rFonts w:ascii="Microsoft YaHei" w:hAnsi="Microsoft YaHei" w:eastAsia="Microsoft YaHei"/>
+                <w:b w:val="0"/>
                 <w:sz w:val="18"/>
               </w:rPr>
             </w:r>
@@ -556,6 +586,7 @@
             <w:r>
               <w:rPr>
                 <w:rFonts w:ascii="Microsoft YaHei" w:hAnsi="Microsoft YaHei" w:eastAsia="Microsoft YaHei"/>
+                <w:b w:val="0"/>
                 <w:sz w:val="18"/>
               </w:rPr>
             </w:r>
@@ -582,6 +613,7 @@
             <w:r>
               <w:rPr>
                 <w:rFonts w:ascii="Microsoft YaHei" w:hAnsi="Microsoft YaHei" w:eastAsia="Microsoft YaHei"/>
+                <w:b w:val="0"/>
                 <w:sz w:val="18"/>
               </w:rPr>
             </w:r>
@@ -608,6 +640,7 @@
             <w:r>
               <w:rPr>
                 <w:rFonts w:ascii="Microsoft YaHei" w:hAnsi="Microsoft YaHei" w:eastAsia="Microsoft YaHei"/>
+                <w:b w:val="0"/>
                 <w:sz w:val="18"/>
               </w:rPr>
             </w:r>
@@ -636,6 +669,7 @@
             <w:r>
               <w:rPr>
                 <w:rFonts w:ascii="Microsoft YaHei" w:hAnsi="Microsoft YaHei" w:eastAsia="Microsoft YaHei"/>
+                <w:b w:val="0"/>
                 <w:sz w:val="18"/>
               </w:rPr>
             </w:r>
@@ -662,6 +696,7 @@
             <w:r>
               <w:rPr>
                 <w:rFonts w:ascii="Microsoft YaHei" w:hAnsi="Microsoft YaHei" w:eastAsia="Microsoft YaHei"/>
+                <w:b w:val="0"/>
                 <w:sz w:val="18"/>
               </w:rPr>
             </w:r>
@@ -688,6 +723,7 @@
             <w:r>
               <w:rPr>
                 <w:rFonts w:ascii="Microsoft YaHei" w:hAnsi="Microsoft YaHei" w:eastAsia="Microsoft YaHei"/>
+                <w:b w:val="0"/>
                 <w:sz w:val="18"/>
               </w:rPr>
             </w:r>
@@ -714,6 +750,7 @@
             <w:r>
               <w:rPr>
                 <w:rFonts w:ascii="Microsoft YaHei" w:hAnsi="Microsoft YaHei" w:eastAsia="Microsoft YaHei"/>
+                <w:b w:val="0"/>
                 <w:sz w:val="18"/>
               </w:rPr>
             </w:r>
@@ -742,6 +779,7 @@
             <w:r>
               <w:rPr>
                 <w:rFonts w:ascii="Microsoft YaHei" w:hAnsi="Microsoft YaHei" w:eastAsia="Microsoft YaHei"/>
+                <w:b w:val="0"/>
                 <w:sz w:val="18"/>
               </w:rPr>
             </w:r>
@@ -768,6 +806,7 @@
             <w:r>
               <w:rPr>
                 <w:rFonts w:ascii="Microsoft YaHei" w:hAnsi="Microsoft YaHei" w:eastAsia="Microsoft YaHei"/>
+                <w:b w:val="0"/>
                 <w:sz w:val="18"/>
               </w:rPr>
             </w:r>
@@ -794,6 +833,7 @@
             <w:r>
               <w:rPr>
                 <w:rFonts w:ascii="Microsoft YaHei" w:hAnsi="Microsoft YaHei" w:eastAsia="Microsoft YaHei"/>
+                <w:b w:val="0"/>
                 <w:sz w:val="18"/>
               </w:rPr>
             </w:r>
@@ -820,6 +860,7 @@
             <w:r>
               <w:rPr>
                 <w:rFonts w:ascii="Microsoft YaHei" w:hAnsi="Microsoft YaHei" w:eastAsia="Microsoft YaHei"/>
+                <w:b w:val="0"/>
                 <w:sz w:val="18"/>
               </w:rPr>
             </w:r>
@@ -848,6 +889,7 @@
             <w:r>
               <w:rPr>
                 <w:rFonts w:ascii="Microsoft YaHei" w:hAnsi="Microsoft YaHei" w:eastAsia="Microsoft YaHei"/>
+                <w:b w:val="0"/>
                 <w:sz w:val="18"/>
               </w:rPr>
             </w:r>
@@ -874,6 +916,7 @@
             <w:r>
               <w:rPr>
                 <w:rFonts w:ascii="Microsoft YaHei" w:hAnsi="Microsoft YaHei" w:eastAsia="Microsoft YaHei"/>
+                <w:b w:val="0"/>
                 <w:sz w:val="18"/>
               </w:rPr>
             </w:r>
@@ -900,6 +943,7 @@
             <w:r>
               <w:rPr>
                 <w:rFonts w:ascii="Microsoft YaHei" w:hAnsi="Microsoft YaHei" w:eastAsia="Microsoft YaHei"/>
+                <w:b w:val="0"/>
                 <w:sz w:val="18"/>
               </w:rPr>
             </w:r>
@@ -926,6 +970,7 @@
             <w:r>
               <w:rPr>
                 <w:rFonts w:ascii="Microsoft YaHei" w:hAnsi="Microsoft YaHei" w:eastAsia="Microsoft YaHei"/>
+                <w:b w:val="0"/>
                 <w:sz w:val="18"/>
               </w:rPr>
             </w:r>
@@ -954,6 +999,7 @@
             <w:r>
               <w:rPr>
                 <w:rFonts w:ascii="Microsoft YaHei" w:hAnsi="Microsoft YaHei" w:eastAsia="Microsoft YaHei"/>
+                <w:b w:val="0"/>
                 <w:sz w:val="18"/>
               </w:rPr>
             </w:r>
@@ -980,6 +1026,7 @@
             <w:r>
               <w:rPr>
                 <w:rFonts w:ascii="Microsoft YaHei" w:hAnsi="Microsoft YaHei" w:eastAsia="Microsoft YaHei"/>
+                <w:b w:val="0"/>
                 <w:sz w:val="18"/>
               </w:rPr>
             </w:r>
@@ -1006,6 +1053,7 @@
             <w:r>
               <w:rPr>
                 <w:rFonts w:ascii="Microsoft YaHei" w:hAnsi="Microsoft YaHei" w:eastAsia="Microsoft YaHei"/>
+                <w:b w:val="0"/>
                 <w:sz w:val="18"/>
               </w:rPr>
             </w:r>
@@ -1032,6 +1080,7 @@
             <w:r>
               <w:rPr>
                 <w:rFonts w:ascii="Microsoft YaHei" w:hAnsi="Microsoft YaHei" w:eastAsia="Microsoft YaHei"/>
+                <w:b w:val="0"/>
                 <w:sz w:val="18"/>
               </w:rPr>
             </w:r>
@@ -1063,10 +1112,519 @@
       <w:r>
         <w:rPr>
           <w:rFonts w:ascii="Microsoft YaHei" w:hAnsi="Microsoft YaHei" w:eastAsia="Microsoft YaHei"/>
+          <w:b w:val="0"/>
           <w:sz w:val="21"/>
         </w:rPr>
         <w:t>每个 YAML 覆盖：服务概述、鉴权方式、版本策略、限流约束、公共错误码、核心 Schema 与可复用示例。</w:t>
       </w:r>
+    </w:p>
+    <w:p>
+      <w:pPr>
+        <w:spacing w:line="269" w:lineRule="auto" w:after="60" w:before="200"/>
+      </w:pPr>
+      <w:r>
+        <w:rPr>
+          <w:rFonts w:ascii="Microsoft YaHei" w:hAnsi="Microsoft YaHei" w:eastAsia="Microsoft YaHei"/>
+          <w:b w:val="0"/>
+          <w:sz w:val="21"/>
+        </w:rPr>
+      </w:r>
+      <w:r>
+        <w:rPr>
+          <w:rFonts w:ascii="Microsoft YaHei" w:hAnsi="Microsoft YaHei" w:eastAsia="Microsoft YaHei"/>
+          <w:b/>
+          <w:color w:val="007046"/>
+          <w:sz w:val="27"/>
+        </w:rPr>
+        <w:t>契约评审与联调补充说明</w:t>
+      </w:r>
+    </w:p>
+    <w:p>
+      <w:pPr>
+        <w:spacing w:line="269" w:lineRule="auto" w:after="60"/>
+      </w:pPr>
+      <w:r>
+        <w:rPr>
+          <w:rFonts w:ascii="Microsoft YaHei" w:hAnsi="Microsoft YaHei" w:eastAsia="Microsoft YaHei"/>
+          <w:b w:val="0"/>
+          <w:sz w:val="21"/>
+        </w:rPr>
+      </w:r>
+      <w:r>
+        <w:rPr>
+          <w:rFonts w:ascii="Microsoft YaHei" w:hAnsi="Microsoft YaHei" w:eastAsia="Microsoft YaHei"/>
+          <w:b w:val="0"/>
+          <w:sz w:val="21"/>
+        </w:rPr>
+        <w:t>OpenAPI 契约是服务边界的可执行说明。它不仅描述路径和字段，还约束调用方必须如何处理幂等、错误、分页、鉴权和敏感字段。对课程项目而言，契约可以作为前后端联调、测试用例生成和架构评审的共同依据。</w:t>
+      </w:r>
+    </w:p>
+    <w:p>
+      <w:pPr>
+        <w:spacing w:line="269" w:lineRule="auto" w:after="60"/>
+      </w:pPr>
+      <w:r>
+        <w:rPr>
+          <w:rFonts w:ascii="Microsoft YaHei" w:hAnsi="Microsoft YaHei" w:eastAsia="Microsoft YaHei"/>
+          <w:b w:val="0"/>
+          <w:sz w:val="21"/>
+        </w:rPr>
+      </w:r>
+      <w:r>
+        <w:rPr>
+          <w:rFonts w:ascii="Microsoft YaHei" w:hAnsi="Microsoft YaHei" w:eastAsia="Microsoft YaHei"/>
+          <w:b w:val="0"/>
+          <w:sz w:val="21"/>
+        </w:rPr>
+        <w:t>reservation-service.yaml 体现预约核心域：可用性查询、预约创建、改期、取消、到店核销、候补队列和爽约处理都围绕预约状态机展开。member-service.yaml 体现会员核心域：资料、偏好、积分、优惠券和隐私授权由会员上下文集中管理。</w:t>
+      </w:r>
+    </w:p>
+    <w:p>
+      <w:pPr>
+        <w:spacing w:line="269" w:lineRule="auto" w:after="60"/>
+      </w:pPr>
+      <w:r>
+        <w:rPr>
+          <w:rFonts w:ascii="Microsoft YaHei" w:hAnsi="Microsoft YaHei" w:eastAsia="Microsoft YaHei"/>
+          <w:b w:val="0"/>
+          <w:sz w:val="21"/>
+        </w:rPr>
+      </w:r>
+      <w:r>
+        <w:rPr>
+          <w:rFonts w:ascii="Microsoft YaHei" w:hAnsi="Microsoft YaHei" w:eastAsia="Microsoft YaHei"/>
+          <w:b w:val="0"/>
+          <w:sz w:val="21"/>
+        </w:rPr>
+        <w:t>所有写接口都要求 X-Trace-Id；涉及重复提交或外部回调的写接口还要求 Idempotency-Key。这样可以把 D2-1 的可观测性、D2-2 的事件流和 D2-6 的审计字段连接起来。</w:t>
+      </w:r>
+    </w:p>
+    <w:tbl>
+      <w:tblPr>
+        <w:tblStyle w:val="TableGrid"/>
+        <w:tblW w:type="auto" w:w="0"/>
+        <w:jc w:val="center"/>
+        <w:tblLook w:firstColumn="1" w:firstRow="1" w:lastColumn="0" w:lastRow="0" w:noHBand="0" w:noVBand="1" w:val="04A0"/>
+      </w:tblPr>
+      <w:tblGrid>
+        <w:gridCol w:w="3249"/>
+        <w:gridCol w:w="3249"/>
+        <w:gridCol w:w="3249"/>
+      </w:tblGrid>
+      <w:tr>
+        <w:trPr>
+          <w:tblHeader w:val="true"/>
+        </w:trPr>
+        <w:tc>
+          <w:tcPr>
+            <w:tcW w:type="dxa" w:w="3249"/>
+            <w:vAlign w:val="center"/>
+            <w:shd w:fill="EAF6EF"/>
+          </w:tcPr>
+          <w:p>
+            <w:pPr>
+              <w:spacing w:line="259" w:lineRule="auto" w:after="20"/>
+            </w:pPr>
+            <w:r>
+              <w:rPr>
+                <w:rFonts w:ascii="Microsoft YaHei" w:hAnsi="Microsoft YaHei" w:eastAsia="Microsoft YaHei"/>
+                <w:b w:val="0"/>
+                <w:sz w:val="19"/>
+              </w:rPr>
+            </w:r>
+            <w:r>
+              <w:rPr>
+                <w:rFonts w:ascii="Microsoft YaHei" w:hAnsi="Microsoft YaHei" w:eastAsia="Microsoft YaHei"/>
+                <w:b/>
+                <w:color w:val="007046"/>
+                <w:sz w:val="19"/>
+              </w:rPr>
+              <w:t>评审维度</w:t>
+            </w:r>
+          </w:p>
+        </w:tc>
+        <w:tc>
+          <w:tcPr>
+            <w:tcW w:type="dxa" w:w="3249"/>
+            <w:vAlign w:val="center"/>
+            <w:shd w:fill="EAF6EF"/>
+          </w:tcPr>
+          <w:p>
+            <w:pPr>
+              <w:spacing w:line="259" w:lineRule="auto" w:after="20"/>
+            </w:pPr>
+            <w:r>
+              <w:rPr>
+                <w:rFonts w:ascii="Microsoft YaHei" w:hAnsi="Microsoft YaHei" w:eastAsia="Microsoft YaHei"/>
+                <w:b w:val="0"/>
+                <w:sz w:val="19"/>
+              </w:rPr>
+            </w:r>
+            <w:r>
+              <w:rPr>
+                <w:rFonts w:ascii="Microsoft YaHei" w:hAnsi="Microsoft YaHei" w:eastAsia="Microsoft YaHei"/>
+                <w:b/>
+                <w:color w:val="007046"/>
+                <w:sz w:val="19"/>
+              </w:rPr>
+              <w:t>重点检查</w:t>
+            </w:r>
+          </w:p>
+        </w:tc>
+        <w:tc>
+          <w:tcPr>
+            <w:tcW w:type="dxa" w:w="3249"/>
+            <w:vAlign w:val="center"/>
+            <w:shd w:fill="EAF6EF"/>
+          </w:tcPr>
+          <w:p>
+            <w:pPr>
+              <w:spacing w:line="259" w:lineRule="auto" w:after="20"/>
+            </w:pPr>
+            <w:r>
+              <w:rPr>
+                <w:rFonts w:ascii="Microsoft YaHei" w:hAnsi="Microsoft YaHei" w:eastAsia="Microsoft YaHei"/>
+                <w:b w:val="0"/>
+                <w:sz w:val="19"/>
+              </w:rPr>
+            </w:r>
+            <w:r>
+              <w:rPr>
+                <w:rFonts w:ascii="Microsoft YaHei" w:hAnsi="Microsoft YaHei" w:eastAsia="Microsoft YaHei"/>
+                <w:b/>
+                <w:color w:val="007046"/>
+                <w:sz w:val="19"/>
+              </w:rPr>
+              <w:t>关联产出</w:t>
+            </w:r>
+          </w:p>
+        </w:tc>
+      </w:tr>
+      <w:tr>
+        <w:tc>
+          <w:tcPr>
+            <w:tcW w:type="dxa" w:w="3249"/>
+            <w:vAlign w:val="center"/>
+          </w:tcPr>
+          <w:p>
+            <w:pPr>
+              <w:spacing w:line="259" w:lineRule="auto" w:after="20"/>
+            </w:pPr>
+            <w:r>
+              <w:rPr>
+                <w:rFonts w:ascii="Microsoft YaHei" w:hAnsi="Microsoft YaHei" w:eastAsia="Microsoft YaHei"/>
+                <w:b w:val="0"/>
+                <w:sz w:val="19"/>
+              </w:rPr>
+            </w:r>
+            <w:r>
+              <w:rPr>
+                <w:rFonts w:ascii="Microsoft YaHei" w:hAnsi="Microsoft YaHei" w:eastAsia="Microsoft YaHei"/>
+                <w:b w:val="0"/>
+                <w:sz w:val="18"/>
+              </w:rPr>
+              <w:t>资源边界</w:t>
+            </w:r>
+          </w:p>
+        </w:tc>
+        <w:tc>
+          <w:tcPr>
+            <w:tcW w:type="dxa" w:w="3249"/>
+            <w:vAlign w:val="center"/>
+          </w:tcPr>
+          <w:p>
+            <w:pPr>
+              <w:spacing w:line="259" w:lineRule="auto" w:after="20"/>
+            </w:pPr>
+            <w:r>
+              <w:rPr>
+                <w:rFonts w:ascii="Microsoft YaHei" w:hAnsi="Microsoft YaHei" w:eastAsia="Microsoft YaHei"/>
+                <w:b w:val="0"/>
+                <w:sz w:val="19"/>
+              </w:rPr>
+            </w:r>
+            <w:r>
+              <w:rPr>
+                <w:rFonts w:ascii="Microsoft YaHei" w:hAnsi="Microsoft YaHei" w:eastAsia="Microsoft YaHei"/>
+                <w:b w:val="0"/>
+                <w:sz w:val="18"/>
+              </w:rPr>
+              <w:t>路径是否按预约/会员上下文组织，是否避免跨上下文直接改数据。</w:t>
+            </w:r>
+          </w:p>
+        </w:tc>
+        <w:tc>
+          <w:tcPr>
+            <w:tcW w:type="dxa" w:w="3249"/>
+            <w:vAlign w:val="center"/>
+          </w:tcPr>
+          <w:p>
+            <w:pPr>
+              <w:spacing w:line="259" w:lineRule="auto" w:after="20"/>
+            </w:pPr>
+            <w:r>
+              <w:rPr>
+                <w:rFonts w:ascii="Microsoft YaHei" w:hAnsi="Microsoft YaHei" w:eastAsia="Microsoft YaHei"/>
+                <w:b w:val="0"/>
+                <w:sz w:val="19"/>
+              </w:rPr>
+            </w:r>
+            <w:r>
+              <w:rPr>
+                <w:rFonts w:ascii="Microsoft YaHei" w:hAnsi="Microsoft YaHei" w:eastAsia="Microsoft YaHei"/>
+                <w:b w:val="0"/>
+                <w:sz w:val="18"/>
+              </w:rPr>
+              <w:t>D2-2 上下文映射、D2-4 容器图。</w:t>
+            </w:r>
+          </w:p>
+        </w:tc>
+      </w:tr>
+      <w:tr>
+        <w:tc>
+          <w:tcPr>
+            <w:tcW w:type="dxa" w:w="3249"/>
+            <w:vAlign w:val="center"/>
+          </w:tcPr>
+          <w:p>
+            <w:pPr>
+              <w:spacing w:line="259" w:lineRule="auto" w:after="20"/>
+            </w:pPr>
+            <w:r>
+              <w:rPr>
+                <w:rFonts w:ascii="Microsoft YaHei" w:hAnsi="Microsoft YaHei" w:eastAsia="Microsoft YaHei"/>
+                <w:b w:val="0"/>
+                <w:sz w:val="19"/>
+              </w:rPr>
+            </w:r>
+            <w:r>
+              <w:rPr>
+                <w:rFonts w:ascii="Microsoft YaHei" w:hAnsi="Microsoft YaHei" w:eastAsia="Microsoft YaHei"/>
+                <w:b w:val="0"/>
+                <w:sz w:val="18"/>
+              </w:rPr>
+              <w:t>错误模型</w:t>
+            </w:r>
+          </w:p>
+        </w:tc>
+        <w:tc>
+          <w:tcPr>
+            <w:tcW w:type="dxa" w:w="3249"/>
+            <w:vAlign w:val="center"/>
+          </w:tcPr>
+          <w:p>
+            <w:pPr>
+              <w:spacing w:line="259" w:lineRule="auto" w:after="20"/>
+            </w:pPr>
+            <w:r>
+              <w:rPr>
+                <w:rFonts w:ascii="Microsoft YaHei" w:hAnsi="Microsoft YaHei" w:eastAsia="Microsoft YaHei"/>
+                <w:b w:val="0"/>
+                <w:sz w:val="19"/>
+              </w:rPr>
+            </w:r>
+            <w:r>
+              <w:rPr>
+                <w:rFonts w:ascii="Microsoft YaHei" w:hAnsi="Microsoft YaHei" w:eastAsia="Microsoft YaHei"/>
+                <w:b w:val="0"/>
+                <w:sz w:val="18"/>
+              </w:rPr>
+              <w:t>400/401/403/409/429/500 是否统一，冲突和限流是否可解释。</w:t>
+            </w:r>
+          </w:p>
+        </w:tc>
+        <w:tc>
+          <w:tcPr>
+            <w:tcW w:type="dxa" w:w="3249"/>
+            <w:vAlign w:val="center"/>
+          </w:tcPr>
+          <w:p>
+            <w:pPr>
+              <w:spacing w:line="259" w:lineRule="auto" w:after="20"/>
+            </w:pPr>
+            <w:r>
+              <w:rPr>
+                <w:rFonts w:ascii="Microsoft YaHei" w:hAnsi="Microsoft YaHei" w:eastAsia="Microsoft YaHei"/>
+                <w:b w:val="0"/>
+                <w:sz w:val="19"/>
+              </w:rPr>
+            </w:r>
+            <w:r>
+              <w:rPr>
+                <w:rFonts w:ascii="Microsoft YaHei" w:hAnsi="Microsoft YaHei" w:eastAsia="Microsoft YaHei"/>
+                <w:b w:val="0"/>
+                <w:sz w:val="18"/>
+              </w:rPr>
+              <w:t>common/error-response.yaml、QAS。</w:t>
+            </w:r>
+          </w:p>
+        </w:tc>
+      </w:tr>
+      <w:tr>
+        <w:tc>
+          <w:tcPr>
+            <w:tcW w:type="dxa" w:w="3249"/>
+            <w:vAlign w:val="center"/>
+          </w:tcPr>
+          <w:p>
+            <w:pPr>
+              <w:spacing w:line="259" w:lineRule="auto" w:after="20"/>
+            </w:pPr>
+            <w:r>
+              <w:rPr>
+                <w:rFonts w:ascii="Microsoft YaHei" w:hAnsi="Microsoft YaHei" w:eastAsia="Microsoft YaHei"/>
+                <w:b w:val="0"/>
+                <w:sz w:val="19"/>
+              </w:rPr>
+            </w:r>
+            <w:r>
+              <w:rPr>
+                <w:rFonts w:ascii="Microsoft YaHei" w:hAnsi="Microsoft YaHei" w:eastAsia="Microsoft YaHei"/>
+                <w:b w:val="0"/>
+                <w:sz w:val="18"/>
+              </w:rPr>
+              <w:t>幂等与追踪</w:t>
+            </w:r>
+          </w:p>
+        </w:tc>
+        <w:tc>
+          <w:tcPr>
+            <w:tcW w:type="dxa" w:w="3249"/>
+            <w:vAlign w:val="center"/>
+          </w:tcPr>
+          <w:p>
+            <w:pPr>
+              <w:spacing w:line="259" w:lineRule="auto" w:after="20"/>
+            </w:pPr>
+            <w:r>
+              <w:rPr>
+                <w:rFonts w:ascii="Microsoft YaHei" w:hAnsi="Microsoft YaHei" w:eastAsia="Microsoft YaHei"/>
+                <w:b w:val="0"/>
+                <w:sz w:val="19"/>
+              </w:rPr>
+            </w:r>
+            <w:r>
+              <w:rPr>
+                <w:rFonts w:ascii="Microsoft YaHei" w:hAnsi="Microsoft YaHei" w:eastAsia="Microsoft YaHei"/>
+                <w:b w:val="0"/>
+                <w:sz w:val="18"/>
+              </w:rPr>
+              <w:t>写接口是否要求 Idempotency-Key 与 X-Trace-Id。</w:t>
+            </w:r>
+          </w:p>
+        </w:tc>
+        <w:tc>
+          <w:tcPr>
+            <w:tcW w:type="dxa" w:w="3249"/>
+            <w:vAlign w:val="center"/>
+          </w:tcPr>
+          <w:p>
+            <w:pPr>
+              <w:spacing w:line="259" w:lineRule="auto" w:after="20"/>
+            </w:pPr>
+            <w:r>
+              <w:rPr>
+                <w:rFonts w:ascii="Microsoft YaHei" w:hAnsi="Microsoft YaHei" w:eastAsia="Microsoft YaHei"/>
+                <w:b w:val="0"/>
+                <w:sz w:val="19"/>
+              </w:rPr>
+            </w:r>
+            <w:r>
+              <w:rPr>
+                <w:rFonts w:ascii="Microsoft YaHei" w:hAnsi="Microsoft YaHei" w:eastAsia="Microsoft YaHei"/>
+                <w:b w:val="0"/>
+                <w:sz w:val="18"/>
+              </w:rPr>
+              <w:t>ADR-0004、D2-8 可观测阶段。</w:t>
+            </w:r>
+          </w:p>
+        </w:tc>
+      </w:tr>
+      <w:tr>
+        <w:tc>
+          <w:tcPr>
+            <w:tcW w:type="dxa" w:w="3249"/>
+            <w:vAlign w:val="center"/>
+          </w:tcPr>
+          <w:p>
+            <w:pPr>
+              <w:spacing w:line="259" w:lineRule="auto" w:after="20"/>
+            </w:pPr>
+            <w:r>
+              <w:rPr>
+                <w:rFonts w:ascii="Microsoft YaHei" w:hAnsi="Microsoft YaHei" w:eastAsia="Microsoft YaHei"/>
+                <w:b w:val="0"/>
+                <w:sz w:val="19"/>
+              </w:rPr>
+            </w:r>
+            <w:r>
+              <w:rPr>
+                <w:rFonts w:ascii="Microsoft YaHei" w:hAnsi="Microsoft YaHei" w:eastAsia="Microsoft YaHei"/>
+                <w:b w:val="0"/>
+                <w:sz w:val="18"/>
+              </w:rPr>
+              <w:t>隐私脱敏</w:t>
+            </w:r>
+          </w:p>
+        </w:tc>
+        <w:tc>
+          <w:tcPr>
+            <w:tcW w:type="dxa" w:w="3249"/>
+            <w:vAlign w:val="center"/>
+          </w:tcPr>
+          <w:p>
+            <w:pPr>
+              <w:spacing w:line="259" w:lineRule="auto" w:after="20"/>
+            </w:pPr>
+            <w:r>
+              <w:rPr>
+                <w:rFonts w:ascii="Microsoft YaHei" w:hAnsi="Microsoft YaHei" w:eastAsia="Microsoft YaHei"/>
+                <w:b w:val="0"/>
+                <w:sz w:val="19"/>
+              </w:rPr>
+            </w:r>
+            <w:r>
+              <w:rPr>
+                <w:rFonts w:ascii="Microsoft YaHei" w:hAnsi="Microsoft YaHei" w:eastAsia="Microsoft YaHei"/>
+                <w:b w:val="0"/>
+                <w:sz w:val="18"/>
+              </w:rPr>
+              <w:t>会员手机号、授权状态、删除/导出请求是否默认保护。</w:t>
+            </w:r>
+          </w:p>
+        </w:tc>
+        <w:tc>
+          <w:tcPr>
+            <w:tcW w:type="dxa" w:w="3249"/>
+            <w:vAlign w:val="center"/>
+          </w:tcPr>
+          <w:p>
+            <w:pPr>
+              <w:spacing w:line="259" w:lineRule="auto" w:after="20"/>
+            </w:pPr>
+            <w:r>
+              <w:rPr>
+                <w:rFonts w:ascii="Microsoft YaHei" w:hAnsi="Microsoft YaHei" w:eastAsia="Microsoft YaHei"/>
+                <w:b w:val="0"/>
+                <w:sz w:val="19"/>
+              </w:rPr>
+            </w:r>
+            <w:r>
+              <w:rPr>
+                <w:rFonts w:ascii="Microsoft YaHei" w:hAnsi="Microsoft YaHei" w:eastAsia="Microsoft YaHei"/>
+                <w:b w:val="0"/>
+                <w:sz w:val="18"/>
+              </w:rPr>
+              <w:t>D2-6 数据字典、ADR-0007。</w:t>
+            </w:r>
+          </w:p>
+        </w:tc>
+      </w:tr>
+    </w:tbl>
+    <w:p>
+      <w:pPr>
+        <w:spacing w:line="269" w:lineRule="auto" w:after="60"/>
+      </w:pPr>
     </w:p>
     <w:sectPr>
       <w:pgSz w:w="12240" w:h="15840"/>
